--- a/public/bases-word/GENERALES/5. ANALISTA/1. MOT.docx
+++ b/public/bases-word/GENERALES/5. ANALISTA/1. MOT.docx
@@ -1,6 +1,6 @@
 
 <file path=word/document.xml><?xml version="1.0" encoding="utf-8"?>
-<w:document xmlns:wpc="http://schemas.microsoft.com/office/word/2010/wordprocessingCanvas" xmlns:cx="http://schemas.microsoft.com/office/drawing/2014/chartex" xmlns:cx1="http://schemas.microsoft.com/office/drawing/2015/9/8/chartex" xmlns:cx2="http://schemas.microsoft.com/office/drawing/2015/10/21/chartex" xmlns:cx3="http://schemas.microsoft.com/office/drawing/2016/5/9/chartex" xmlns:cx4="http://schemas.microsoft.com/office/drawing/2016/5/10/chartex" xmlns:cx5="http://schemas.microsoft.com/office/drawing/2016/5/11/chartex" xmlns:cx6="http://schemas.microsoft.com/office/drawing/2016/5/12/chartex" xmlns:cx7="http://schemas.microsoft.com/office/drawing/2016/5/13/chartex" xmlns:cx8="http://schemas.microsoft.com/office/drawing/2016/5/14/chartex" xmlns:mc="http://schemas.openxmlformats.org/markup-compatibility/2006" xmlns:aink="http://schemas.microsoft.com/office/drawing/2016/ink" xmlns:am3d="http://schemas.microsoft.com/office/drawing/2017/model3d" xmlns:o="urn:schemas-microsoft-com:office:office" xmlns:r="http://schemas.openxmlformats.org/officeDocument/2006/relationships" xmlns:m="http://schemas.openxmlformats.org/officeDocument/2006/math" xmlns:v="urn:schemas-microsoft-com:vml" xmlns:wp14="http://schemas.microsoft.com/office/word/2010/wordprocessingDrawing" xmlns:wp="http://schemas.openxmlformats.org/drawingml/2006/wordprocessingDrawing" xmlns:w10="urn:schemas-microsoft-com:office:word" xmlns:w="http://schemas.openxmlformats.org/wordprocessingml/2006/main" xmlns:w14="http://schemas.microsoft.com/office/word/2010/wordml" xmlns:w15="http://schemas.microsoft.com/office/word/2012/wordml" xmlns:w16cid="http://schemas.microsoft.com/office/word/2016/wordml/cid" xmlns:w16se="http://schemas.microsoft.com/office/word/2015/wordml/symex" xmlns:wpg="http://schemas.microsoft.com/office/word/2010/wordprocessingGroup" xmlns:wpi="http://schemas.microsoft.com/office/word/2010/wordprocessingInk" xmlns:wne="http://schemas.microsoft.com/office/word/2006/wordml" xmlns:wps="http://schemas.microsoft.com/office/word/2010/wordprocessingShape" mc:Ignorable="w14 w15 w16se w16cid wp14">
+<w:document xmlns:wpc="http://schemas.microsoft.com/office/word/2010/wordprocessingCanvas" xmlns:cx="http://schemas.microsoft.com/office/drawing/2014/chartex" xmlns:cx1="http://schemas.microsoft.com/office/drawing/2015/9/8/chartex" xmlns:cx2="http://schemas.microsoft.com/office/drawing/2015/10/21/chartex" xmlns:cx3="http://schemas.microsoft.com/office/drawing/2016/5/9/chartex" xmlns:cx4="http://schemas.microsoft.com/office/drawing/2016/5/10/chartex" xmlns:cx5="http://schemas.microsoft.com/office/drawing/2016/5/11/chartex" xmlns:cx6="http://schemas.microsoft.com/office/drawing/2016/5/12/chartex" xmlns:cx7="http://schemas.microsoft.com/office/drawing/2016/5/13/chartex" xmlns:cx8="http://schemas.microsoft.com/office/drawing/2016/5/14/chartex" xmlns:mc="http://schemas.openxmlformats.org/markup-compatibility/2006" xmlns:aink="http://schemas.microsoft.com/office/drawing/2016/ink" xmlns:am3d="http://schemas.microsoft.com/office/drawing/2017/model3d" xmlns:o="urn:schemas-microsoft-com:office:office" xmlns:oel="http://schemas.microsoft.com/office/2019/extlst" xmlns:r="http://schemas.openxmlformats.org/officeDocument/2006/relationships" xmlns:m="http://schemas.openxmlformats.org/officeDocument/2006/math" xmlns:v="urn:schemas-microsoft-com:vml" xmlns:wp14="http://schemas.microsoft.com/office/word/2010/wordprocessingDrawing" xmlns:wp="http://schemas.openxmlformats.org/drawingml/2006/wordprocessingDrawing" xmlns:w10="urn:schemas-microsoft-com:office:word" xmlns:w="http://schemas.openxmlformats.org/wordprocessingml/2006/main" xmlns:w14="http://schemas.microsoft.com/office/word/2010/wordml" xmlns:w15="http://schemas.microsoft.com/office/word/2012/wordml" xmlns:w16cex="http://schemas.microsoft.com/office/word/2018/wordml/cex" xmlns:w16cid="http://schemas.microsoft.com/office/word/2016/wordml/cid" xmlns:w16="http://schemas.microsoft.com/office/word/2018/wordml" xmlns:w16du="http://schemas.microsoft.com/office/word/2023/wordml/word16du" xmlns:w16sdtdh="http://schemas.microsoft.com/office/word/2020/wordml/sdtdatahash" xmlns:w16sdtfl="http://schemas.microsoft.com/office/word/2024/wordml/sdtformatlock" xmlns:w16se="http://schemas.microsoft.com/office/word/2015/wordml/symex" xmlns:wpg="http://schemas.microsoft.com/office/word/2010/wordprocessingGroup" xmlns:wpi="http://schemas.microsoft.com/office/word/2010/wordprocessingInk" xmlns:wne="http://schemas.microsoft.com/office/word/2006/wordml" xmlns:wps="http://schemas.microsoft.com/office/word/2010/wordprocessingShape" mc:Ignorable="w14 w15 w16se w16cid w16 w16cex w16sdtdh w16sdtfl w16du wp14">
   <w:body>
     <w:p>
       <w:pPr>
@@ -217,6 +217,8 @@
         </w:rPr>
         <w:t>el Procedimiento Administrativo Resarcitorio número OSFEM/UAJ/XX/XX/XX</w:t>
       </w:r>
+      <w:commentRangeStart w:id="5"/>
+      <w:commentRangeEnd w:id="5"/>
       <w:r>
         <w:rPr>
           <w:rStyle w:val="Refdecomentario"/>
@@ -335,17 +337,7 @@
           <w:sz w:val="20"/>
           <w:szCs w:val="20"/>
         </w:rPr>
-        <w:t xml:space="preserve"> y ordenada</w:t>
-      </w:r>
-      <w:bookmarkStart w:id="7" w:name="_GoBack"/>
-      <w:bookmarkEnd w:id="7"/>
-      <w:r>
-        <w:rPr>
-          <w:rFonts w:ascii="Regesto Grotesk" w:hAnsi="Regesto Grotesk" w:cs="Arial"/>
-          <w:sz w:val="20"/>
-          <w:szCs w:val="20"/>
-        </w:rPr>
-        <w:t xml:space="preserve"> mediante oficio número XXX; así como, las actuaciones procedimentales de responsabilidad </w:t>
+        <w:t xml:space="preserve"> y ordenada mediante oficio número XXX; así como, las actuaciones procedimentales de responsabilidad </w:t>
       </w:r>
       <w:r>
         <w:rPr>
@@ -443,7 +435,7 @@
         </w:rPr>
         <w:t xml:space="preserve"> </w:t>
       </w:r>
-      <w:commentRangeStart w:id="8"/>
+      <w:commentRangeStart w:id="7"/>
       <w:r>
         <w:rPr>
           <w:rFonts w:ascii="Regesto Grotesk" w:hAnsi="Regesto Grotesk" w:cs="Arial"/>
@@ -460,13 +452,13 @@
         </w:rPr>
         <w:t xml:space="preserve"> </w:t>
       </w:r>
-      <w:commentRangeEnd w:id="8"/>
+      <w:commentRangeEnd w:id="7"/>
       <w:r>
         <w:rPr>
           <w:rStyle w:val="Refdecomentario"/>
           <w:rFonts w:ascii="Regesto Grotesk" w:hAnsi="Regesto Grotesk"/>
         </w:rPr>
-        <w:commentReference w:id="8"/>
+        <w:commentReference w:id="7"/>
       </w:r>
       <w:r>
         <w:rPr>
@@ -711,7 +703,7 @@
           <w:szCs w:val="20"/>
         </w:rPr>
       </w:pPr>
-      <w:commentRangeStart w:id="9"/>
+      <w:commentRangeStart w:id="8"/>
       <w:r>
         <w:rPr>
           <w:rFonts w:ascii="Regesto Grotesk" w:hAnsi="Regesto Grotesk" w:cs="Arial"/>
@@ -744,13 +736,13 @@
         </w:rPr>
         <w:t xml:space="preserve"> XX (XX) fojas útiles.</w:t>
       </w:r>
-      <w:commentRangeEnd w:id="9"/>
+      <w:commentRangeEnd w:id="8"/>
       <w:r>
         <w:rPr>
           <w:rStyle w:val="Refdecomentario"/>
           <w:rFonts w:ascii="Regesto Grotesk" w:hAnsi="Regesto Grotesk"/>
         </w:rPr>
-        <w:commentReference w:id="9"/>
+        <w:commentReference w:id="8"/>
       </w:r>
     </w:p>
     <w:p>
@@ -804,8 +796,8 @@
         </w:rPr>
         <w:t>écnica impresa constante de XX (XX) fojas útiles.</w:t>
       </w:r>
-      <w:bookmarkStart w:id="10" w:name="_heading=h.30j0zll" w:colFirst="0" w:colLast="0"/>
-      <w:bookmarkEnd w:id="10"/>
+      <w:bookmarkStart w:id="9" w:name="_heading=h.30j0zll" w:colFirst="0" w:colLast="0"/>
+      <w:bookmarkEnd w:id="9"/>
       <w:r>
         <w:rPr>
           <w:rFonts w:ascii="Regesto Grotesk" w:hAnsi="Regesto Grotesk" w:cs="Arial"/>
@@ -1023,7 +1015,7 @@
           <w:sz w:val="20"/>
           <w:szCs w:val="20"/>
         </w:rPr>
-        <w:t xml:space="preserve">Luis Ignacio Sierra Villa </w:t>
+        <w:t>Roberto Osorio García</w:t>
       </w:r>
     </w:p>
     <w:p>
@@ -1199,8 +1191,12 @@
       </w:pPr>
     </w:p>
     <w:sectPr>
-      <w:headerReference w:type="default" r:id="rId11"/>
-      <w:footerReference w:type="default" r:id="rId12"/>
+      <w:headerReference w:type="even" r:id="rId11"/>
+      <w:headerReference w:type="default" r:id="rId12"/>
+      <w:footerReference w:type="even" r:id="rId13"/>
+      <w:footerReference w:type="default" r:id="rId14"/>
+      <w:headerReference w:type="first" r:id="rId15"/>
+      <w:footerReference w:type="first" r:id="rId16"/>
       <w:pgSz w:w="12240" w:h="15840"/>
       <w:pgMar w:top="567" w:right="1134" w:bottom="2410" w:left="1134" w:header="567" w:footer="0" w:gutter="0"/>
       <w:cols w:space="708"/>
@@ -1211,7 +1207,7 @@
 </file>
 
 <file path=word/comments.xml><?xml version="1.0" encoding="utf-8"?>
-<w:comments xmlns:wpc="http://schemas.microsoft.com/office/word/2010/wordprocessingCanvas" xmlns:cx="http://schemas.microsoft.com/office/drawing/2014/chartex" xmlns:cx1="http://schemas.microsoft.com/office/drawing/2015/9/8/chartex" xmlns:cx2="http://schemas.microsoft.com/office/drawing/2015/10/21/chartex" xmlns:cx3="http://schemas.microsoft.com/office/drawing/2016/5/9/chartex" xmlns:cx4="http://schemas.microsoft.com/office/drawing/2016/5/10/chartex" xmlns:cx5="http://schemas.microsoft.com/office/drawing/2016/5/11/chartex" xmlns:cx6="http://schemas.microsoft.com/office/drawing/2016/5/12/chartex" xmlns:cx7="http://schemas.microsoft.com/office/drawing/2016/5/13/chartex" xmlns:cx8="http://schemas.microsoft.com/office/drawing/2016/5/14/chartex" xmlns:mc="http://schemas.openxmlformats.org/markup-compatibility/2006" xmlns:aink="http://schemas.microsoft.com/office/drawing/2016/ink" xmlns:am3d="http://schemas.microsoft.com/office/drawing/2017/model3d" xmlns:o="urn:schemas-microsoft-com:office:office" xmlns:r="http://schemas.openxmlformats.org/officeDocument/2006/relationships" xmlns:m="http://schemas.openxmlformats.org/officeDocument/2006/math" xmlns:v="urn:schemas-microsoft-com:vml" xmlns:wp14="http://schemas.microsoft.com/office/word/2010/wordprocessingDrawing" xmlns:wp="http://schemas.openxmlformats.org/drawingml/2006/wordprocessingDrawing" xmlns:w10="urn:schemas-microsoft-com:office:word" xmlns:w="http://schemas.openxmlformats.org/wordprocessingml/2006/main" xmlns:w14="http://schemas.microsoft.com/office/word/2010/wordml" xmlns:w15="http://schemas.microsoft.com/office/word/2012/wordml" xmlns:w16cid="http://schemas.microsoft.com/office/word/2016/wordml/cid" xmlns:w16se="http://schemas.microsoft.com/office/word/2015/wordml/symex" xmlns:wpg="http://schemas.microsoft.com/office/word/2010/wordprocessingGroup" xmlns:wpi="http://schemas.microsoft.com/office/word/2010/wordprocessingInk" xmlns:wne="http://schemas.microsoft.com/office/word/2006/wordml" xmlns:wps="http://schemas.microsoft.com/office/word/2010/wordprocessingShape" mc:Ignorable="w14 w15 w16se w16cid wp14">
+<w:comments xmlns:wpc="http://schemas.microsoft.com/office/word/2010/wordprocessingCanvas" xmlns:cx="http://schemas.microsoft.com/office/drawing/2014/chartex" xmlns:cx1="http://schemas.microsoft.com/office/drawing/2015/9/8/chartex" xmlns:cx2="http://schemas.microsoft.com/office/drawing/2015/10/21/chartex" xmlns:cx3="http://schemas.microsoft.com/office/drawing/2016/5/9/chartex" xmlns:cx4="http://schemas.microsoft.com/office/drawing/2016/5/10/chartex" xmlns:cx5="http://schemas.microsoft.com/office/drawing/2016/5/11/chartex" xmlns:cx6="http://schemas.microsoft.com/office/drawing/2016/5/12/chartex" xmlns:cx7="http://schemas.microsoft.com/office/drawing/2016/5/13/chartex" xmlns:cx8="http://schemas.microsoft.com/office/drawing/2016/5/14/chartex" xmlns:mc="http://schemas.openxmlformats.org/markup-compatibility/2006" xmlns:aink="http://schemas.microsoft.com/office/drawing/2016/ink" xmlns:am3d="http://schemas.microsoft.com/office/drawing/2017/model3d" xmlns:o="urn:schemas-microsoft-com:office:office" xmlns:oel="http://schemas.microsoft.com/office/2019/extlst" xmlns:r="http://schemas.openxmlformats.org/officeDocument/2006/relationships" xmlns:m="http://schemas.openxmlformats.org/officeDocument/2006/math" xmlns:v="urn:schemas-microsoft-com:vml" xmlns:wp14="http://schemas.microsoft.com/office/word/2010/wordprocessingDrawing" xmlns:wp="http://schemas.openxmlformats.org/drawingml/2006/wordprocessingDrawing" xmlns:w10="urn:schemas-microsoft-com:office:word" xmlns:w="http://schemas.openxmlformats.org/wordprocessingml/2006/main" xmlns:w14="http://schemas.microsoft.com/office/word/2010/wordml" xmlns:w15="http://schemas.microsoft.com/office/word/2012/wordml" xmlns:w16cex="http://schemas.microsoft.com/office/word/2018/wordml/cex" xmlns:w16cid="http://schemas.microsoft.com/office/word/2016/wordml/cid" xmlns:w16="http://schemas.microsoft.com/office/word/2018/wordml" xmlns:w16du="http://schemas.microsoft.com/office/word/2023/wordml/word16du" xmlns:w16sdtdh="http://schemas.microsoft.com/office/word/2020/wordml/sdtdatahash" xmlns:w16sdtfl="http://schemas.microsoft.com/office/word/2024/wordml/sdtformatlock" xmlns:w16se="http://schemas.microsoft.com/office/word/2015/wordml/symex" xmlns:wpg="http://schemas.microsoft.com/office/word/2010/wordprocessingGroup" xmlns:wpi="http://schemas.microsoft.com/office/word/2010/wordprocessingInk" xmlns:wne="http://schemas.microsoft.com/office/word/2006/wordml" xmlns:wps="http://schemas.microsoft.com/office/word/2010/wordprocessingShape" mc:Ignorable="w14 w15 w16se w16cid w16 w16cex w16sdtdh w16sdtfl w16du wp14">
   <w:comment w:id="0" w:author="ARMANDO NIETO CEDILLO" w:date="2023-01-12T15:56:00Z" w:initials="ANC">
     <w:p>
       <w:pPr>
@@ -1356,7 +1352,7 @@
       </w:r>
     </w:p>
   </w:comment>
-  <w:comment w:id="8" w:author="MELISSA FERNANDA DUARTE MANZANO" w:date="2023-05-04T12:55:00Z" w:initials="MFDM">
+  <w:comment w:id="7" w:author="MELISSA FERNANDA DUARTE MANZANO" w:date="2023-05-04T12:55:00Z" w:initials="MFDM">
     <w:p>
       <w:pPr>
         <w:pStyle w:val="Textocomentario"/>
@@ -1372,7 +1368,7 @@
       </w:r>
     </w:p>
   </w:comment>
-  <w:comment w:id="9" w:author="MELISSA FERNANDA DUARTE MANZANO" w:date="2023-08-30T18:20:00Z" w:initials="MFDM">
+  <w:comment w:id="8" w:author="MELISSA FERNANDA DUARTE MANZANO" w:date="2023-08-30T18:20:00Z" w:initials="MFDM">
     <w:p>
       <w:pPr>
         <w:pStyle w:val="Textocomentario"/>
@@ -1398,7 +1394,7 @@
 </file>
 
 <file path=word/commentsExtended.xml><?xml version="1.0" encoding="utf-8"?>
-<w15:commentsEx xmlns:wpc="http://schemas.microsoft.com/office/word/2010/wordprocessingCanvas" xmlns:cx="http://schemas.microsoft.com/office/drawing/2014/chartex" xmlns:cx1="http://schemas.microsoft.com/office/drawing/2015/9/8/chartex" xmlns:cx2="http://schemas.microsoft.com/office/drawing/2015/10/21/chartex" xmlns:cx3="http://schemas.microsoft.com/office/drawing/2016/5/9/chartex" xmlns:cx4="http://schemas.microsoft.com/office/drawing/2016/5/10/chartex" xmlns:cx5="http://schemas.microsoft.com/office/drawing/2016/5/11/chartex" xmlns:cx6="http://schemas.microsoft.com/office/drawing/2016/5/12/chartex" xmlns:cx7="http://schemas.microsoft.com/office/drawing/2016/5/13/chartex" xmlns:cx8="http://schemas.microsoft.com/office/drawing/2016/5/14/chartex" xmlns:mc="http://schemas.openxmlformats.org/markup-compatibility/2006" xmlns:aink="http://schemas.microsoft.com/office/drawing/2016/ink" xmlns:am3d="http://schemas.microsoft.com/office/drawing/2017/model3d" xmlns:o="urn:schemas-microsoft-com:office:office" xmlns:r="http://schemas.openxmlformats.org/officeDocument/2006/relationships" xmlns:m="http://schemas.openxmlformats.org/officeDocument/2006/math" xmlns:v="urn:schemas-microsoft-com:vml" xmlns:wp14="http://schemas.microsoft.com/office/word/2010/wordprocessingDrawing" xmlns:wp="http://schemas.openxmlformats.org/drawingml/2006/wordprocessingDrawing" xmlns:w10="urn:schemas-microsoft-com:office:word" xmlns:w="http://schemas.openxmlformats.org/wordprocessingml/2006/main" xmlns:w14="http://schemas.microsoft.com/office/word/2010/wordml" xmlns:w15="http://schemas.microsoft.com/office/word/2012/wordml" xmlns:w16cid="http://schemas.microsoft.com/office/word/2016/wordml/cid" xmlns:w16se="http://schemas.microsoft.com/office/word/2015/wordml/symex" xmlns:wpg="http://schemas.microsoft.com/office/word/2010/wordprocessingGroup" xmlns:wpi="http://schemas.microsoft.com/office/word/2010/wordprocessingInk" xmlns:wne="http://schemas.microsoft.com/office/word/2006/wordml" xmlns:wps="http://schemas.microsoft.com/office/word/2010/wordprocessingShape" mc:Ignorable="w14 w15 w16se w16cid wp14">
+<w15:commentsEx xmlns:wpc="http://schemas.microsoft.com/office/word/2010/wordprocessingCanvas" xmlns:cx="http://schemas.microsoft.com/office/drawing/2014/chartex" xmlns:cx1="http://schemas.microsoft.com/office/drawing/2015/9/8/chartex" xmlns:cx2="http://schemas.microsoft.com/office/drawing/2015/10/21/chartex" xmlns:cx3="http://schemas.microsoft.com/office/drawing/2016/5/9/chartex" xmlns:cx4="http://schemas.microsoft.com/office/drawing/2016/5/10/chartex" xmlns:cx5="http://schemas.microsoft.com/office/drawing/2016/5/11/chartex" xmlns:cx6="http://schemas.microsoft.com/office/drawing/2016/5/12/chartex" xmlns:cx7="http://schemas.microsoft.com/office/drawing/2016/5/13/chartex" xmlns:cx8="http://schemas.microsoft.com/office/drawing/2016/5/14/chartex" xmlns:mc="http://schemas.openxmlformats.org/markup-compatibility/2006" xmlns:aink="http://schemas.microsoft.com/office/drawing/2016/ink" xmlns:am3d="http://schemas.microsoft.com/office/drawing/2017/model3d" xmlns:o="urn:schemas-microsoft-com:office:office" xmlns:oel="http://schemas.microsoft.com/office/2019/extlst" xmlns:r="http://schemas.openxmlformats.org/officeDocument/2006/relationships" xmlns:m="http://schemas.openxmlformats.org/officeDocument/2006/math" xmlns:v="urn:schemas-microsoft-com:vml" xmlns:wp14="http://schemas.microsoft.com/office/word/2010/wordprocessingDrawing" xmlns:wp="http://schemas.openxmlformats.org/drawingml/2006/wordprocessingDrawing" xmlns:w10="urn:schemas-microsoft-com:office:word" xmlns:w="http://schemas.openxmlformats.org/wordprocessingml/2006/main" xmlns:w14="http://schemas.microsoft.com/office/word/2010/wordml" xmlns:w15="http://schemas.microsoft.com/office/word/2012/wordml" xmlns:w16cex="http://schemas.microsoft.com/office/word/2018/wordml/cex" xmlns:w16cid="http://schemas.microsoft.com/office/word/2016/wordml/cid" xmlns:w16="http://schemas.microsoft.com/office/word/2018/wordml" xmlns:w16du="http://schemas.microsoft.com/office/word/2023/wordml/word16du" xmlns:w16sdtdh="http://schemas.microsoft.com/office/word/2020/wordml/sdtdatahash" xmlns:w16sdtfl="http://schemas.microsoft.com/office/word/2024/wordml/sdtformatlock" xmlns:w16se="http://schemas.microsoft.com/office/word/2015/wordml/symex" xmlns:wpg="http://schemas.microsoft.com/office/word/2010/wordprocessingGroup" xmlns:wpi="http://schemas.microsoft.com/office/word/2010/wordprocessingInk" xmlns:wne="http://schemas.microsoft.com/office/word/2006/wordml" xmlns:wps="http://schemas.microsoft.com/office/word/2010/wordprocessingShape" mc:Ignorable="w14 w15 w16se w16cid w16 w16cex w16sdtdh w16sdtfl w16du wp14">
   <w15:commentEx w15:paraId="622938BA" w15:done="0"/>
   <w15:commentEx w15:paraId="5C2B0D3B" w15:done="0"/>
   <w15:commentEx w15:paraId="49F23C1F" w15:done="0"/>
@@ -1412,11 +1408,12 @@
 </file>
 
 <file path=word/commentsIds.xml><?xml version="1.0" encoding="utf-8"?>
-<w16cid:commentsIds xmlns:wpc="http://schemas.microsoft.com/office/word/2010/wordprocessingCanvas" xmlns:cx="http://schemas.microsoft.com/office/drawing/2014/chartex" xmlns:cx1="http://schemas.microsoft.com/office/drawing/2015/9/8/chartex" xmlns:cx2="http://schemas.microsoft.com/office/drawing/2015/10/21/chartex" xmlns:cx3="http://schemas.microsoft.com/office/drawing/2016/5/9/chartex" xmlns:cx4="http://schemas.microsoft.com/office/drawing/2016/5/10/chartex" xmlns:cx5="http://schemas.microsoft.com/office/drawing/2016/5/11/chartex" xmlns:cx6="http://schemas.microsoft.com/office/drawing/2016/5/12/chartex" xmlns:cx7="http://schemas.microsoft.com/office/drawing/2016/5/13/chartex" xmlns:cx8="http://schemas.microsoft.com/office/drawing/2016/5/14/chartex" xmlns:mc="http://schemas.openxmlformats.org/markup-compatibility/2006" xmlns:aink="http://schemas.microsoft.com/office/drawing/2016/ink" xmlns:am3d="http://schemas.microsoft.com/office/drawing/2017/model3d" xmlns:o="urn:schemas-microsoft-com:office:office" xmlns:r="http://schemas.openxmlformats.org/officeDocument/2006/relationships" xmlns:m="http://schemas.openxmlformats.org/officeDocument/2006/math" xmlns:v="urn:schemas-microsoft-com:vml" xmlns:wp14="http://schemas.microsoft.com/office/word/2010/wordprocessingDrawing" xmlns:wp="http://schemas.openxmlformats.org/drawingml/2006/wordprocessingDrawing" xmlns:w10="urn:schemas-microsoft-com:office:word" xmlns:w="http://schemas.openxmlformats.org/wordprocessingml/2006/main" xmlns:w14="http://schemas.microsoft.com/office/word/2010/wordml" xmlns:w15="http://schemas.microsoft.com/office/word/2012/wordml" xmlns:w16cid="http://schemas.microsoft.com/office/word/2016/wordml/cid" xmlns:w16se="http://schemas.microsoft.com/office/word/2015/wordml/symex" xmlns:wpg="http://schemas.microsoft.com/office/word/2010/wordprocessingGroup" xmlns:wpi="http://schemas.microsoft.com/office/word/2010/wordprocessingInk" xmlns:wne="http://schemas.microsoft.com/office/word/2006/wordml" xmlns:wps="http://schemas.microsoft.com/office/word/2010/wordprocessingShape" mc:Ignorable="w14 w15 w16se w16cid wp14">
+<w16cid:commentsIds xmlns:wpc="http://schemas.microsoft.com/office/word/2010/wordprocessingCanvas" xmlns:cx="http://schemas.microsoft.com/office/drawing/2014/chartex" xmlns:cx1="http://schemas.microsoft.com/office/drawing/2015/9/8/chartex" xmlns:cx2="http://schemas.microsoft.com/office/drawing/2015/10/21/chartex" xmlns:cx3="http://schemas.microsoft.com/office/drawing/2016/5/9/chartex" xmlns:cx4="http://schemas.microsoft.com/office/drawing/2016/5/10/chartex" xmlns:cx5="http://schemas.microsoft.com/office/drawing/2016/5/11/chartex" xmlns:cx6="http://schemas.microsoft.com/office/drawing/2016/5/12/chartex" xmlns:cx7="http://schemas.microsoft.com/office/drawing/2016/5/13/chartex" xmlns:cx8="http://schemas.microsoft.com/office/drawing/2016/5/14/chartex" xmlns:mc="http://schemas.openxmlformats.org/markup-compatibility/2006" xmlns:aink="http://schemas.microsoft.com/office/drawing/2016/ink" xmlns:am3d="http://schemas.microsoft.com/office/drawing/2017/model3d" xmlns:o="urn:schemas-microsoft-com:office:office" xmlns:oel="http://schemas.microsoft.com/office/2019/extlst" xmlns:r="http://schemas.openxmlformats.org/officeDocument/2006/relationships" xmlns:m="http://schemas.openxmlformats.org/officeDocument/2006/math" xmlns:v="urn:schemas-microsoft-com:vml" xmlns:wp14="http://schemas.microsoft.com/office/word/2010/wordprocessingDrawing" xmlns:wp="http://schemas.openxmlformats.org/drawingml/2006/wordprocessingDrawing" xmlns:w10="urn:schemas-microsoft-com:office:word" xmlns:w="http://schemas.openxmlformats.org/wordprocessingml/2006/main" xmlns:w14="http://schemas.microsoft.com/office/word/2010/wordml" xmlns:w15="http://schemas.microsoft.com/office/word/2012/wordml" xmlns:w16cex="http://schemas.microsoft.com/office/word/2018/wordml/cex" xmlns:w16cid="http://schemas.microsoft.com/office/word/2016/wordml/cid" xmlns:w16="http://schemas.microsoft.com/office/word/2018/wordml" xmlns:w16du="http://schemas.microsoft.com/office/word/2023/wordml/word16du" xmlns:w16sdtdh="http://schemas.microsoft.com/office/word/2020/wordml/sdtdatahash" xmlns:w16sdtfl="http://schemas.microsoft.com/office/word/2024/wordml/sdtformatlock" xmlns:w16se="http://schemas.microsoft.com/office/word/2015/wordml/symex" xmlns:wpg="http://schemas.microsoft.com/office/word/2010/wordprocessingGroup" xmlns:wpi="http://schemas.microsoft.com/office/word/2010/wordprocessingInk" xmlns:wne="http://schemas.microsoft.com/office/word/2006/wordml" xmlns:wps="http://schemas.microsoft.com/office/word/2010/wordprocessingShape" mc:Ignorable="w14 w15 w16se w16cid w16 w16cex w16sdtdh w16sdtfl w16du wp14">
   <w16cid:commentId w16cid:paraId="622938BA" w16cid:durableId="276AAC2A"/>
   <w16cid:commentId w16cid:paraId="5C2B0D3B" w16cid:durableId="25B77C91"/>
   <w16cid:commentId w16cid:paraId="49F23C1F" w16cid:durableId="26A9FB4B"/>
   <w16cid:commentId w16cid:paraId="33CA2028" w16cid:durableId="26BC6DCB"/>
+  <w16cid:commentId w16cid:paraId="1B4FA3AA" w16cid:durableId="1B4FA3AA"/>
   <w16cid:commentId w16cid:paraId="5946649B" w16cid:durableId="261295B8"/>
   <w16cid:commentId w16cid:paraId="51CC6047" w16cid:durableId="289A067D"/>
   <w16cid:commentId w16cid:paraId="43A90D1E" w16cid:durableId="27FE29A5"/>
@@ -1425,7 +1422,7 @@
 </file>
 
 <file path=word/endnotes.xml><?xml version="1.0" encoding="utf-8"?>
-<w:endnotes xmlns:wpc="http://schemas.microsoft.com/office/word/2010/wordprocessingCanvas" xmlns:cx="http://schemas.microsoft.com/office/drawing/2014/chartex" xmlns:cx1="http://schemas.microsoft.com/office/drawing/2015/9/8/chartex" xmlns:cx2="http://schemas.microsoft.com/office/drawing/2015/10/21/chartex" xmlns:cx3="http://schemas.microsoft.com/office/drawing/2016/5/9/chartex" xmlns:cx4="http://schemas.microsoft.com/office/drawing/2016/5/10/chartex" xmlns:cx5="http://schemas.microsoft.com/office/drawing/2016/5/11/chartex" xmlns:cx6="http://schemas.microsoft.com/office/drawing/2016/5/12/chartex" xmlns:cx7="http://schemas.microsoft.com/office/drawing/2016/5/13/chartex" xmlns:cx8="http://schemas.microsoft.com/office/drawing/2016/5/14/chartex" xmlns:mc="http://schemas.openxmlformats.org/markup-compatibility/2006" xmlns:aink="http://schemas.microsoft.com/office/drawing/2016/ink" xmlns:am3d="http://schemas.microsoft.com/office/drawing/2017/model3d" xmlns:o="urn:schemas-microsoft-com:office:office" xmlns:r="http://schemas.openxmlformats.org/officeDocument/2006/relationships" xmlns:m="http://schemas.openxmlformats.org/officeDocument/2006/math" xmlns:v="urn:schemas-microsoft-com:vml" xmlns:wp14="http://schemas.microsoft.com/office/word/2010/wordprocessingDrawing" xmlns:wp="http://schemas.openxmlformats.org/drawingml/2006/wordprocessingDrawing" xmlns:w10="urn:schemas-microsoft-com:office:word" xmlns:w="http://schemas.openxmlformats.org/wordprocessingml/2006/main" xmlns:w14="http://schemas.microsoft.com/office/word/2010/wordml" xmlns:w15="http://schemas.microsoft.com/office/word/2012/wordml" xmlns:w16cid="http://schemas.microsoft.com/office/word/2016/wordml/cid" xmlns:w16se="http://schemas.microsoft.com/office/word/2015/wordml/symex" xmlns:wpg="http://schemas.microsoft.com/office/word/2010/wordprocessingGroup" xmlns:wpi="http://schemas.microsoft.com/office/word/2010/wordprocessingInk" xmlns:wne="http://schemas.microsoft.com/office/word/2006/wordml" xmlns:wps="http://schemas.microsoft.com/office/word/2010/wordprocessingShape" mc:Ignorable="w14 w15 w16se w16cid wp14">
+<w:endnotes xmlns:wpc="http://schemas.microsoft.com/office/word/2010/wordprocessingCanvas" xmlns:cx="http://schemas.microsoft.com/office/drawing/2014/chartex" xmlns:cx1="http://schemas.microsoft.com/office/drawing/2015/9/8/chartex" xmlns:cx2="http://schemas.microsoft.com/office/drawing/2015/10/21/chartex" xmlns:cx3="http://schemas.microsoft.com/office/drawing/2016/5/9/chartex" xmlns:cx4="http://schemas.microsoft.com/office/drawing/2016/5/10/chartex" xmlns:cx5="http://schemas.microsoft.com/office/drawing/2016/5/11/chartex" xmlns:cx6="http://schemas.microsoft.com/office/drawing/2016/5/12/chartex" xmlns:cx7="http://schemas.microsoft.com/office/drawing/2016/5/13/chartex" xmlns:cx8="http://schemas.microsoft.com/office/drawing/2016/5/14/chartex" xmlns:mc="http://schemas.openxmlformats.org/markup-compatibility/2006" xmlns:aink="http://schemas.microsoft.com/office/drawing/2016/ink" xmlns:am3d="http://schemas.microsoft.com/office/drawing/2017/model3d" xmlns:o="urn:schemas-microsoft-com:office:office" xmlns:oel="http://schemas.microsoft.com/office/2019/extlst" xmlns:r="http://schemas.openxmlformats.org/officeDocument/2006/relationships" xmlns:m="http://schemas.openxmlformats.org/officeDocument/2006/math" xmlns:v="urn:schemas-microsoft-com:vml" xmlns:wp14="http://schemas.microsoft.com/office/word/2010/wordprocessingDrawing" xmlns:wp="http://schemas.openxmlformats.org/drawingml/2006/wordprocessingDrawing" xmlns:w10="urn:schemas-microsoft-com:office:word" xmlns:w="http://schemas.openxmlformats.org/wordprocessingml/2006/main" xmlns:w14="http://schemas.microsoft.com/office/word/2010/wordml" xmlns:w15="http://schemas.microsoft.com/office/word/2012/wordml" xmlns:w16cex="http://schemas.microsoft.com/office/word/2018/wordml/cex" xmlns:w16cid="http://schemas.microsoft.com/office/word/2016/wordml/cid" xmlns:w16="http://schemas.microsoft.com/office/word/2018/wordml" xmlns:w16du="http://schemas.microsoft.com/office/word/2023/wordml/word16du" xmlns:w16sdtdh="http://schemas.microsoft.com/office/word/2020/wordml/sdtdatahash" xmlns:w16sdtfl="http://schemas.microsoft.com/office/word/2024/wordml/sdtformatlock" xmlns:w16se="http://schemas.microsoft.com/office/word/2015/wordml/symex" xmlns:wpg="http://schemas.microsoft.com/office/word/2010/wordprocessingGroup" xmlns:wpi="http://schemas.microsoft.com/office/word/2010/wordprocessingInk" xmlns:wne="http://schemas.microsoft.com/office/word/2006/wordml" xmlns:wps="http://schemas.microsoft.com/office/word/2010/wordprocessingShape" mc:Ignorable="w14 w15 w16se w16cid w16 w16cex w16sdtdh w16sdtfl w16du wp14">
   <w:endnote w:type="separator" w:id="-1">
     <w:p>
       <w:pPr>
@@ -1450,7 +1447,17 @@
 </file>
 
 <file path=word/footer1.xml><?xml version="1.0" encoding="utf-8"?>
-<w:ftr xmlns:wpc="http://schemas.microsoft.com/office/word/2010/wordprocessingCanvas" xmlns:cx="http://schemas.microsoft.com/office/drawing/2014/chartex" xmlns:cx1="http://schemas.microsoft.com/office/drawing/2015/9/8/chartex" xmlns:cx2="http://schemas.microsoft.com/office/drawing/2015/10/21/chartex" xmlns:cx3="http://schemas.microsoft.com/office/drawing/2016/5/9/chartex" xmlns:cx4="http://schemas.microsoft.com/office/drawing/2016/5/10/chartex" xmlns:cx5="http://schemas.microsoft.com/office/drawing/2016/5/11/chartex" xmlns:cx6="http://schemas.microsoft.com/office/drawing/2016/5/12/chartex" xmlns:cx7="http://schemas.microsoft.com/office/drawing/2016/5/13/chartex" xmlns:cx8="http://schemas.microsoft.com/office/drawing/2016/5/14/chartex" xmlns:mc="http://schemas.openxmlformats.org/markup-compatibility/2006" xmlns:aink="http://schemas.microsoft.com/office/drawing/2016/ink" xmlns:am3d="http://schemas.microsoft.com/office/drawing/2017/model3d" xmlns:o="urn:schemas-microsoft-com:office:office" xmlns:r="http://schemas.openxmlformats.org/officeDocument/2006/relationships" xmlns:m="http://schemas.openxmlformats.org/officeDocument/2006/math" xmlns:v="urn:schemas-microsoft-com:vml" xmlns:wp14="http://schemas.microsoft.com/office/word/2010/wordprocessingDrawing" xmlns:wp="http://schemas.openxmlformats.org/drawingml/2006/wordprocessingDrawing" xmlns:w10="urn:schemas-microsoft-com:office:word" xmlns:w="http://schemas.openxmlformats.org/wordprocessingml/2006/main" xmlns:w14="http://schemas.microsoft.com/office/word/2010/wordml" xmlns:w15="http://schemas.microsoft.com/office/word/2012/wordml" xmlns:w16cid="http://schemas.microsoft.com/office/word/2016/wordml/cid" xmlns:w16se="http://schemas.microsoft.com/office/word/2015/wordml/symex" xmlns:wpg="http://schemas.microsoft.com/office/word/2010/wordprocessingGroup" xmlns:wpi="http://schemas.microsoft.com/office/word/2010/wordprocessingInk" xmlns:wne="http://schemas.microsoft.com/office/word/2006/wordml" xmlns:wps="http://schemas.microsoft.com/office/word/2010/wordprocessingShape" mc:Ignorable="w14 w15 w16se w16cid wp14">
+<w:ftr xmlns:wpc="http://schemas.microsoft.com/office/word/2010/wordprocessingCanvas" xmlns:cx="http://schemas.microsoft.com/office/drawing/2014/chartex" xmlns:cx1="http://schemas.microsoft.com/office/drawing/2015/9/8/chartex" xmlns:cx2="http://schemas.microsoft.com/office/drawing/2015/10/21/chartex" xmlns:cx3="http://schemas.microsoft.com/office/drawing/2016/5/9/chartex" xmlns:cx4="http://schemas.microsoft.com/office/drawing/2016/5/10/chartex" xmlns:cx5="http://schemas.microsoft.com/office/drawing/2016/5/11/chartex" xmlns:cx6="http://schemas.microsoft.com/office/drawing/2016/5/12/chartex" xmlns:cx7="http://schemas.microsoft.com/office/drawing/2016/5/13/chartex" xmlns:cx8="http://schemas.microsoft.com/office/drawing/2016/5/14/chartex" xmlns:mc="http://schemas.openxmlformats.org/markup-compatibility/2006" xmlns:aink="http://schemas.microsoft.com/office/drawing/2016/ink" xmlns:am3d="http://schemas.microsoft.com/office/drawing/2017/model3d" xmlns:o="urn:schemas-microsoft-com:office:office" xmlns:oel="http://schemas.microsoft.com/office/2019/extlst" xmlns:r="http://schemas.openxmlformats.org/officeDocument/2006/relationships" xmlns:m="http://schemas.openxmlformats.org/officeDocument/2006/math" xmlns:v="urn:schemas-microsoft-com:vml" xmlns:wp14="http://schemas.microsoft.com/office/word/2010/wordprocessingDrawing" xmlns:wp="http://schemas.openxmlformats.org/drawingml/2006/wordprocessingDrawing" xmlns:w10="urn:schemas-microsoft-com:office:word" xmlns:w="http://schemas.openxmlformats.org/wordprocessingml/2006/main" xmlns:w14="http://schemas.microsoft.com/office/word/2010/wordml" xmlns:w15="http://schemas.microsoft.com/office/word/2012/wordml" xmlns:w16cex="http://schemas.microsoft.com/office/word/2018/wordml/cex" xmlns:w16cid="http://schemas.microsoft.com/office/word/2016/wordml/cid" xmlns:w16="http://schemas.microsoft.com/office/word/2018/wordml" xmlns:w16du="http://schemas.microsoft.com/office/word/2023/wordml/word16du" xmlns:w16sdtdh="http://schemas.microsoft.com/office/word/2020/wordml/sdtdatahash" xmlns:w16sdtfl="http://schemas.microsoft.com/office/word/2024/wordml/sdtformatlock" xmlns:w16se="http://schemas.microsoft.com/office/word/2015/wordml/symex" xmlns:wpg="http://schemas.microsoft.com/office/word/2010/wordprocessingGroup" xmlns:wpi="http://schemas.microsoft.com/office/word/2010/wordprocessingInk" xmlns:wne="http://schemas.microsoft.com/office/word/2006/wordml" xmlns:wps="http://schemas.microsoft.com/office/word/2010/wordprocessingShape" mc:Ignorable="w14 w15 w16se w16cid w16 w16cex w16sdtdh w16sdtfl w16du wp14">
+  <w:p>
+    <w:pPr>
+      <w:pStyle w:val="Piedepgina"/>
+    </w:pPr>
+  </w:p>
+</w:ftr>
+</file>
+
+<file path=word/footer2.xml><?xml version="1.0" encoding="utf-8"?>
+<w:ftr xmlns:wpc="http://schemas.microsoft.com/office/word/2010/wordprocessingCanvas" xmlns:cx="http://schemas.microsoft.com/office/drawing/2014/chartex" xmlns:cx1="http://schemas.microsoft.com/office/drawing/2015/9/8/chartex" xmlns:cx2="http://schemas.microsoft.com/office/drawing/2015/10/21/chartex" xmlns:cx3="http://schemas.microsoft.com/office/drawing/2016/5/9/chartex" xmlns:cx4="http://schemas.microsoft.com/office/drawing/2016/5/10/chartex" xmlns:cx5="http://schemas.microsoft.com/office/drawing/2016/5/11/chartex" xmlns:cx6="http://schemas.microsoft.com/office/drawing/2016/5/12/chartex" xmlns:cx7="http://schemas.microsoft.com/office/drawing/2016/5/13/chartex" xmlns:cx8="http://schemas.microsoft.com/office/drawing/2016/5/14/chartex" xmlns:mc="http://schemas.openxmlformats.org/markup-compatibility/2006" xmlns:aink="http://schemas.microsoft.com/office/drawing/2016/ink" xmlns:am3d="http://schemas.microsoft.com/office/drawing/2017/model3d" xmlns:o="urn:schemas-microsoft-com:office:office" xmlns:oel="http://schemas.microsoft.com/office/2019/extlst" xmlns:r="http://schemas.openxmlformats.org/officeDocument/2006/relationships" xmlns:m="http://schemas.openxmlformats.org/officeDocument/2006/math" xmlns:v="urn:schemas-microsoft-com:vml" xmlns:wp14="http://schemas.microsoft.com/office/word/2010/wordprocessingDrawing" xmlns:wp="http://schemas.openxmlformats.org/drawingml/2006/wordprocessingDrawing" xmlns:w10="urn:schemas-microsoft-com:office:word" xmlns:w="http://schemas.openxmlformats.org/wordprocessingml/2006/main" xmlns:w14="http://schemas.microsoft.com/office/word/2010/wordml" xmlns:w15="http://schemas.microsoft.com/office/word/2012/wordml" xmlns:w16cex="http://schemas.microsoft.com/office/word/2018/wordml/cex" xmlns:w16cid="http://schemas.microsoft.com/office/word/2016/wordml/cid" xmlns:w16="http://schemas.microsoft.com/office/word/2018/wordml" xmlns:w16du="http://schemas.microsoft.com/office/word/2023/wordml/word16du" xmlns:w16sdtdh="http://schemas.microsoft.com/office/word/2020/wordml/sdtdatahash" xmlns:w16sdtfl="http://schemas.microsoft.com/office/word/2024/wordml/sdtformatlock" xmlns:w16se="http://schemas.microsoft.com/office/word/2015/wordml/symex" xmlns:wpg="http://schemas.microsoft.com/office/word/2010/wordprocessingGroup" xmlns:wpi="http://schemas.microsoft.com/office/word/2010/wordprocessingInk" xmlns:wne="http://schemas.microsoft.com/office/word/2006/wordml" xmlns:wps="http://schemas.microsoft.com/office/word/2010/wordprocessingShape" mc:Ignorable="w14 w15 w16se w16cid w16 w16cex w16sdtdh w16sdtfl w16du wp14">
   <w:tbl>
     <w:tblPr>
       <w:tblStyle w:val="Tablaconcuadrcula"/>
@@ -1672,29 +1679,7 @@
               <w:sz w:val="16"/>
               <w:szCs w:val="14"/>
             </w:rPr>
-            <w:t xml:space="preserve">Av. José María Pino Suárez Sur, </w:t>
-          </w:r>
-          <w:proofErr w:type="spellStart"/>
-          <w:r>
-            <w:rPr>
-              <w:rFonts w:ascii="Regesto Grotesk" w:eastAsia="Calibri" w:hAnsi="Regesto Grotesk" w:cs="Times New Roman"/>
-              <w:color w:val="FFFFFF" w:themeColor="background1"/>
-              <w:spacing w:val="-6"/>
-              <w:sz w:val="16"/>
-              <w:szCs w:val="14"/>
-            </w:rPr>
-            <w:t>núms</w:t>
-          </w:r>
-          <w:proofErr w:type="spellEnd"/>
-          <w:r>
-            <w:rPr>
-              <w:rFonts w:ascii="Regesto Grotesk" w:eastAsia="Calibri" w:hAnsi="Regesto Grotesk" w:cs="Times New Roman"/>
-              <w:color w:val="FFFFFF" w:themeColor="background1"/>
-              <w:spacing w:val="-6"/>
-              <w:sz w:val="16"/>
-              <w:szCs w:val="14"/>
-            </w:rPr>
-            <w:t>. 104, 106 y 108, Colonia Cinco de Mayo, Toluca, Estado de México, C.P. 50090</w:t>
+            <w:t>Av. José María Pino Suárez Sur, núms. 104, 106 y 108, Colonia Cinco de Mayo, Toluca, Estado de México, C.P. 50090</w:t>
           </w:r>
           <w:r>
             <w:rPr>
@@ -1738,29 +1723,7 @@
               <w:sz w:val="16"/>
               <w:szCs w:val="14"/>
             </w:rPr>
-            <w:t xml:space="preserve">722 167 84 </w:t>
-          </w:r>
-          <w:proofErr w:type="gramStart"/>
-          <w:r>
-            <w:rPr>
-              <w:rFonts w:ascii="Regesto Grotesk" w:eastAsia="Calibri" w:hAnsi="Regesto Grotesk" w:cs="Times New Roman"/>
-              <w:color w:val="FFFFFF" w:themeColor="background1"/>
-              <w:spacing w:val="-6"/>
-              <w:sz w:val="16"/>
-              <w:szCs w:val="14"/>
-            </w:rPr>
-            <w:t>50  (</w:t>
-          </w:r>
-          <w:proofErr w:type="gramEnd"/>
-          <w:r>
-            <w:rPr>
-              <w:rFonts w:ascii="Regesto Grotesk" w:eastAsia="Calibri" w:hAnsi="Regesto Grotesk" w:cs="Times New Roman"/>
-              <w:color w:val="FFFFFF" w:themeColor="background1"/>
-              <w:spacing w:val="-6"/>
-              <w:sz w:val="16"/>
-              <w:szCs w:val="14"/>
-            </w:rPr>
-            <w:t>Opción 3</w:t>
+            <w:t>722 167 84 50  (Opción 3</w:t>
           </w:r>
           <w:r>
             <w:rPr>
@@ -2036,8 +1999,18 @@
 </w:ftr>
 </file>
 
+<file path=word/footer3.xml><?xml version="1.0" encoding="utf-8"?>
+<w:ftr xmlns:wpc="http://schemas.microsoft.com/office/word/2010/wordprocessingCanvas" xmlns:cx="http://schemas.microsoft.com/office/drawing/2014/chartex" xmlns:cx1="http://schemas.microsoft.com/office/drawing/2015/9/8/chartex" xmlns:cx2="http://schemas.microsoft.com/office/drawing/2015/10/21/chartex" xmlns:cx3="http://schemas.microsoft.com/office/drawing/2016/5/9/chartex" xmlns:cx4="http://schemas.microsoft.com/office/drawing/2016/5/10/chartex" xmlns:cx5="http://schemas.microsoft.com/office/drawing/2016/5/11/chartex" xmlns:cx6="http://schemas.microsoft.com/office/drawing/2016/5/12/chartex" xmlns:cx7="http://schemas.microsoft.com/office/drawing/2016/5/13/chartex" xmlns:cx8="http://schemas.microsoft.com/office/drawing/2016/5/14/chartex" xmlns:mc="http://schemas.openxmlformats.org/markup-compatibility/2006" xmlns:aink="http://schemas.microsoft.com/office/drawing/2016/ink" xmlns:am3d="http://schemas.microsoft.com/office/drawing/2017/model3d" xmlns:o="urn:schemas-microsoft-com:office:office" xmlns:oel="http://schemas.microsoft.com/office/2019/extlst" xmlns:r="http://schemas.openxmlformats.org/officeDocument/2006/relationships" xmlns:m="http://schemas.openxmlformats.org/officeDocument/2006/math" xmlns:v="urn:schemas-microsoft-com:vml" xmlns:wp14="http://schemas.microsoft.com/office/word/2010/wordprocessingDrawing" xmlns:wp="http://schemas.openxmlformats.org/drawingml/2006/wordprocessingDrawing" xmlns:w10="urn:schemas-microsoft-com:office:word" xmlns:w="http://schemas.openxmlformats.org/wordprocessingml/2006/main" xmlns:w14="http://schemas.microsoft.com/office/word/2010/wordml" xmlns:w15="http://schemas.microsoft.com/office/word/2012/wordml" xmlns:w16cex="http://schemas.microsoft.com/office/word/2018/wordml/cex" xmlns:w16cid="http://schemas.microsoft.com/office/word/2016/wordml/cid" xmlns:w16="http://schemas.microsoft.com/office/word/2018/wordml" xmlns:w16du="http://schemas.microsoft.com/office/word/2023/wordml/word16du" xmlns:w16sdtdh="http://schemas.microsoft.com/office/word/2020/wordml/sdtdatahash" xmlns:w16sdtfl="http://schemas.microsoft.com/office/word/2024/wordml/sdtformatlock" xmlns:w16se="http://schemas.microsoft.com/office/word/2015/wordml/symex" xmlns:wpg="http://schemas.microsoft.com/office/word/2010/wordprocessingGroup" xmlns:wpi="http://schemas.microsoft.com/office/word/2010/wordprocessingInk" xmlns:wne="http://schemas.microsoft.com/office/word/2006/wordml" xmlns:wps="http://schemas.microsoft.com/office/word/2010/wordprocessingShape" mc:Ignorable="w14 w15 w16se w16cid w16 w16cex w16sdtdh w16sdtfl w16du wp14">
+  <w:p>
+    <w:pPr>
+      <w:pStyle w:val="Piedepgina"/>
+    </w:pPr>
+  </w:p>
+</w:ftr>
+</file>
+
 <file path=word/footnotes.xml><?xml version="1.0" encoding="utf-8"?>
-<w:footnotes xmlns:wpc="http://schemas.microsoft.com/office/word/2010/wordprocessingCanvas" xmlns:cx="http://schemas.microsoft.com/office/drawing/2014/chartex" xmlns:cx1="http://schemas.microsoft.com/office/drawing/2015/9/8/chartex" xmlns:cx2="http://schemas.microsoft.com/office/drawing/2015/10/21/chartex" xmlns:cx3="http://schemas.microsoft.com/office/drawing/2016/5/9/chartex" xmlns:cx4="http://schemas.microsoft.com/office/drawing/2016/5/10/chartex" xmlns:cx5="http://schemas.microsoft.com/office/drawing/2016/5/11/chartex" xmlns:cx6="http://schemas.microsoft.com/office/drawing/2016/5/12/chartex" xmlns:cx7="http://schemas.microsoft.com/office/drawing/2016/5/13/chartex" xmlns:cx8="http://schemas.microsoft.com/office/drawing/2016/5/14/chartex" xmlns:mc="http://schemas.openxmlformats.org/markup-compatibility/2006" xmlns:aink="http://schemas.microsoft.com/office/drawing/2016/ink" xmlns:am3d="http://schemas.microsoft.com/office/drawing/2017/model3d" xmlns:o="urn:schemas-microsoft-com:office:office" xmlns:r="http://schemas.openxmlformats.org/officeDocument/2006/relationships" xmlns:m="http://schemas.openxmlformats.org/officeDocument/2006/math" xmlns:v="urn:schemas-microsoft-com:vml" xmlns:wp14="http://schemas.microsoft.com/office/word/2010/wordprocessingDrawing" xmlns:wp="http://schemas.openxmlformats.org/drawingml/2006/wordprocessingDrawing" xmlns:w10="urn:schemas-microsoft-com:office:word" xmlns:w="http://schemas.openxmlformats.org/wordprocessingml/2006/main" xmlns:w14="http://schemas.microsoft.com/office/word/2010/wordml" xmlns:w15="http://schemas.microsoft.com/office/word/2012/wordml" xmlns:w16cid="http://schemas.microsoft.com/office/word/2016/wordml/cid" xmlns:w16se="http://schemas.microsoft.com/office/word/2015/wordml/symex" xmlns:wpg="http://schemas.microsoft.com/office/word/2010/wordprocessingGroup" xmlns:wpi="http://schemas.microsoft.com/office/word/2010/wordprocessingInk" xmlns:wne="http://schemas.microsoft.com/office/word/2006/wordml" xmlns:wps="http://schemas.microsoft.com/office/word/2010/wordprocessingShape" mc:Ignorable="w14 w15 w16se w16cid wp14">
+<w:footnotes xmlns:wpc="http://schemas.microsoft.com/office/word/2010/wordprocessingCanvas" xmlns:cx="http://schemas.microsoft.com/office/drawing/2014/chartex" xmlns:cx1="http://schemas.microsoft.com/office/drawing/2015/9/8/chartex" xmlns:cx2="http://schemas.microsoft.com/office/drawing/2015/10/21/chartex" xmlns:cx3="http://schemas.microsoft.com/office/drawing/2016/5/9/chartex" xmlns:cx4="http://schemas.microsoft.com/office/drawing/2016/5/10/chartex" xmlns:cx5="http://schemas.microsoft.com/office/drawing/2016/5/11/chartex" xmlns:cx6="http://schemas.microsoft.com/office/drawing/2016/5/12/chartex" xmlns:cx7="http://schemas.microsoft.com/office/drawing/2016/5/13/chartex" xmlns:cx8="http://schemas.microsoft.com/office/drawing/2016/5/14/chartex" xmlns:mc="http://schemas.openxmlformats.org/markup-compatibility/2006" xmlns:aink="http://schemas.microsoft.com/office/drawing/2016/ink" xmlns:am3d="http://schemas.microsoft.com/office/drawing/2017/model3d" xmlns:o="urn:schemas-microsoft-com:office:office" xmlns:oel="http://schemas.microsoft.com/office/2019/extlst" xmlns:r="http://schemas.openxmlformats.org/officeDocument/2006/relationships" xmlns:m="http://schemas.openxmlformats.org/officeDocument/2006/math" xmlns:v="urn:schemas-microsoft-com:vml" xmlns:wp14="http://schemas.microsoft.com/office/word/2010/wordprocessingDrawing" xmlns:wp="http://schemas.openxmlformats.org/drawingml/2006/wordprocessingDrawing" xmlns:w10="urn:schemas-microsoft-com:office:word" xmlns:w="http://schemas.openxmlformats.org/wordprocessingml/2006/main" xmlns:w14="http://schemas.microsoft.com/office/word/2010/wordml" xmlns:w15="http://schemas.microsoft.com/office/word/2012/wordml" xmlns:w16cex="http://schemas.microsoft.com/office/word/2018/wordml/cex" xmlns:w16cid="http://schemas.microsoft.com/office/word/2016/wordml/cid" xmlns:w16="http://schemas.microsoft.com/office/word/2018/wordml" xmlns:w16du="http://schemas.microsoft.com/office/word/2023/wordml/word16du" xmlns:w16sdtdh="http://schemas.microsoft.com/office/word/2020/wordml/sdtdatahash" xmlns:w16sdtfl="http://schemas.microsoft.com/office/word/2024/wordml/sdtformatlock" xmlns:w16se="http://schemas.microsoft.com/office/word/2015/wordml/symex" xmlns:wpg="http://schemas.microsoft.com/office/word/2010/wordprocessingGroup" xmlns:wpi="http://schemas.microsoft.com/office/word/2010/wordprocessingInk" xmlns:wne="http://schemas.microsoft.com/office/word/2006/wordml" xmlns:wps="http://schemas.microsoft.com/office/word/2010/wordprocessingShape" mc:Ignorable="w14 w15 w16se w16cid w16 w16cex w16sdtdh w16sdtfl w16du wp14">
   <w:footnote w:type="separator" w:id="-1">
     <w:p>
       <w:pPr>
@@ -2062,7 +2035,17 @@
 </file>
 
 <file path=word/header1.xml><?xml version="1.0" encoding="utf-8"?>
-<w:hdr xmlns:wpc="http://schemas.microsoft.com/office/word/2010/wordprocessingCanvas" xmlns:cx="http://schemas.microsoft.com/office/drawing/2014/chartex" xmlns:cx1="http://schemas.microsoft.com/office/drawing/2015/9/8/chartex" xmlns:cx2="http://schemas.microsoft.com/office/drawing/2015/10/21/chartex" xmlns:cx3="http://schemas.microsoft.com/office/drawing/2016/5/9/chartex" xmlns:cx4="http://schemas.microsoft.com/office/drawing/2016/5/10/chartex" xmlns:cx5="http://schemas.microsoft.com/office/drawing/2016/5/11/chartex" xmlns:cx6="http://schemas.microsoft.com/office/drawing/2016/5/12/chartex" xmlns:cx7="http://schemas.microsoft.com/office/drawing/2016/5/13/chartex" xmlns:cx8="http://schemas.microsoft.com/office/drawing/2016/5/14/chartex" xmlns:mc="http://schemas.openxmlformats.org/markup-compatibility/2006" xmlns:aink="http://schemas.microsoft.com/office/drawing/2016/ink" xmlns:am3d="http://schemas.microsoft.com/office/drawing/2017/model3d" xmlns:o="urn:schemas-microsoft-com:office:office" xmlns:r="http://schemas.openxmlformats.org/officeDocument/2006/relationships" xmlns:m="http://schemas.openxmlformats.org/officeDocument/2006/math" xmlns:v="urn:schemas-microsoft-com:vml" xmlns:wp14="http://schemas.microsoft.com/office/word/2010/wordprocessingDrawing" xmlns:wp="http://schemas.openxmlformats.org/drawingml/2006/wordprocessingDrawing" xmlns:w10="urn:schemas-microsoft-com:office:word" xmlns:w="http://schemas.openxmlformats.org/wordprocessingml/2006/main" xmlns:w14="http://schemas.microsoft.com/office/word/2010/wordml" xmlns:w15="http://schemas.microsoft.com/office/word/2012/wordml" xmlns:w16cid="http://schemas.microsoft.com/office/word/2016/wordml/cid" xmlns:w16se="http://schemas.microsoft.com/office/word/2015/wordml/symex" xmlns:wpg="http://schemas.microsoft.com/office/word/2010/wordprocessingGroup" xmlns:wpi="http://schemas.microsoft.com/office/word/2010/wordprocessingInk" xmlns:wne="http://schemas.microsoft.com/office/word/2006/wordml" xmlns:wps="http://schemas.microsoft.com/office/word/2010/wordprocessingShape" mc:Ignorable="w14 w15 w16se w16cid wp14">
+<w:hdr xmlns:wpc="http://schemas.microsoft.com/office/word/2010/wordprocessingCanvas" xmlns:cx="http://schemas.microsoft.com/office/drawing/2014/chartex" xmlns:cx1="http://schemas.microsoft.com/office/drawing/2015/9/8/chartex" xmlns:cx2="http://schemas.microsoft.com/office/drawing/2015/10/21/chartex" xmlns:cx3="http://schemas.microsoft.com/office/drawing/2016/5/9/chartex" xmlns:cx4="http://schemas.microsoft.com/office/drawing/2016/5/10/chartex" xmlns:cx5="http://schemas.microsoft.com/office/drawing/2016/5/11/chartex" xmlns:cx6="http://schemas.microsoft.com/office/drawing/2016/5/12/chartex" xmlns:cx7="http://schemas.microsoft.com/office/drawing/2016/5/13/chartex" xmlns:cx8="http://schemas.microsoft.com/office/drawing/2016/5/14/chartex" xmlns:mc="http://schemas.openxmlformats.org/markup-compatibility/2006" xmlns:aink="http://schemas.microsoft.com/office/drawing/2016/ink" xmlns:am3d="http://schemas.microsoft.com/office/drawing/2017/model3d" xmlns:o="urn:schemas-microsoft-com:office:office" xmlns:oel="http://schemas.microsoft.com/office/2019/extlst" xmlns:r="http://schemas.openxmlformats.org/officeDocument/2006/relationships" xmlns:m="http://schemas.openxmlformats.org/officeDocument/2006/math" xmlns:v="urn:schemas-microsoft-com:vml" xmlns:wp14="http://schemas.microsoft.com/office/word/2010/wordprocessingDrawing" xmlns:wp="http://schemas.openxmlformats.org/drawingml/2006/wordprocessingDrawing" xmlns:w10="urn:schemas-microsoft-com:office:word" xmlns:w="http://schemas.openxmlformats.org/wordprocessingml/2006/main" xmlns:w14="http://schemas.microsoft.com/office/word/2010/wordml" xmlns:w15="http://schemas.microsoft.com/office/word/2012/wordml" xmlns:w16cex="http://schemas.microsoft.com/office/word/2018/wordml/cex" xmlns:w16cid="http://schemas.microsoft.com/office/word/2016/wordml/cid" xmlns:w16="http://schemas.microsoft.com/office/word/2018/wordml" xmlns:w16du="http://schemas.microsoft.com/office/word/2023/wordml/word16du" xmlns:w16sdtdh="http://schemas.microsoft.com/office/word/2020/wordml/sdtdatahash" xmlns:w16sdtfl="http://schemas.microsoft.com/office/word/2024/wordml/sdtformatlock" xmlns:w16se="http://schemas.microsoft.com/office/word/2015/wordml/symex" xmlns:wpg="http://schemas.microsoft.com/office/word/2010/wordprocessingGroup" xmlns:wpi="http://schemas.microsoft.com/office/word/2010/wordprocessingInk" xmlns:wne="http://schemas.microsoft.com/office/word/2006/wordml" xmlns:wps="http://schemas.microsoft.com/office/word/2010/wordprocessingShape" mc:Ignorable="w14 w15 w16se w16cid w16 w16cex w16sdtdh w16sdtfl w16du wp14">
+  <w:p>
+    <w:pPr>
+      <w:pStyle w:val="Encabezado"/>
+    </w:pPr>
+  </w:p>
+</w:hdr>
+</file>
+
+<file path=word/header2.xml><?xml version="1.0" encoding="utf-8"?>
+<w:hdr xmlns:wpc="http://schemas.microsoft.com/office/word/2010/wordprocessingCanvas" xmlns:cx="http://schemas.microsoft.com/office/drawing/2014/chartex" xmlns:cx1="http://schemas.microsoft.com/office/drawing/2015/9/8/chartex" xmlns:cx2="http://schemas.microsoft.com/office/drawing/2015/10/21/chartex" xmlns:cx3="http://schemas.microsoft.com/office/drawing/2016/5/9/chartex" xmlns:cx4="http://schemas.microsoft.com/office/drawing/2016/5/10/chartex" xmlns:cx5="http://schemas.microsoft.com/office/drawing/2016/5/11/chartex" xmlns:cx6="http://schemas.microsoft.com/office/drawing/2016/5/12/chartex" xmlns:cx7="http://schemas.microsoft.com/office/drawing/2016/5/13/chartex" xmlns:cx8="http://schemas.microsoft.com/office/drawing/2016/5/14/chartex" xmlns:mc="http://schemas.openxmlformats.org/markup-compatibility/2006" xmlns:aink="http://schemas.microsoft.com/office/drawing/2016/ink" xmlns:am3d="http://schemas.microsoft.com/office/drawing/2017/model3d" xmlns:o="urn:schemas-microsoft-com:office:office" xmlns:oel="http://schemas.microsoft.com/office/2019/extlst" xmlns:r="http://schemas.openxmlformats.org/officeDocument/2006/relationships" xmlns:m="http://schemas.openxmlformats.org/officeDocument/2006/math" xmlns:v="urn:schemas-microsoft-com:vml" xmlns:wp14="http://schemas.microsoft.com/office/word/2010/wordprocessingDrawing" xmlns:wp="http://schemas.openxmlformats.org/drawingml/2006/wordprocessingDrawing" xmlns:w10="urn:schemas-microsoft-com:office:word" xmlns:w="http://schemas.openxmlformats.org/wordprocessingml/2006/main" xmlns:w14="http://schemas.microsoft.com/office/word/2010/wordml" xmlns:w15="http://schemas.microsoft.com/office/word/2012/wordml" xmlns:w16cex="http://schemas.microsoft.com/office/word/2018/wordml/cex" xmlns:w16cid="http://schemas.microsoft.com/office/word/2016/wordml/cid" xmlns:w16="http://schemas.microsoft.com/office/word/2018/wordml" xmlns:w16du="http://schemas.microsoft.com/office/word/2023/wordml/word16du" xmlns:w16sdtdh="http://schemas.microsoft.com/office/word/2020/wordml/sdtdatahash" xmlns:w16sdtfl="http://schemas.microsoft.com/office/word/2024/wordml/sdtformatlock" xmlns:w16se="http://schemas.microsoft.com/office/word/2015/wordml/symex" xmlns:wpg="http://schemas.microsoft.com/office/word/2010/wordprocessingGroup" xmlns:wpi="http://schemas.microsoft.com/office/word/2010/wordprocessingInk" xmlns:wne="http://schemas.microsoft.com/office/word/2006/wordml" xmlns:wps="http://schemas.microsoft.com/office/word/2010/wordprocessingShape" mc:Ignorable="w14 w15 w16se w16cid w16 w16cex w16sdtdh w16sdtfl w16du wp14">
   <w:tbl>
     <w:tblPr>
       <w:tblStyle w:val="Tablaconcuadrcula"/>
@@ -2102,7 +2085,7 @@
               <w:szCs w:val="16"/>
             </w:rPr>
           </w:pPr>
-          <w:bookmarkStart w:id="11" w:name="_Hlk194568822"/>
+          <w:bookmarkStart w:id="10" w:name="_Hlk194568822"/>
           <w:r>
             <w:rPr>
               <w:rFonts w:ascii="Athelas" w:hAnsi="Athelas"/>
@@ -2183,27 +2166,7 @@
               <w:sz w:val="16"/>
               <w:szCs w:val="16"/>
             </w:rPr>
-            <w:t>“2025. Bicentenario de la vida municipal en el Estado de México</w:t>
-          </w:r>
-          <w:r>
-            <w:rPr>
-              <w:rFonts w:ascii="Regesto Grotesk" w:hAnsi="Regesto Grotesk"/>
-              <w:b/>
-              <w:spacing w:val="-4"/>
-              <w:sz w:val="16"/>
-              <w:szCs w:val="16"/>
-            </w:rPr>
-            <w:t>”</w:t>
-          </w:r>
-          <w:r>
-            <w:rPr>
-              <w:rFonts w:ascii="Regesto Grotesk" w:hAnsi="Regesto Grotesk"/>
-              <w:b/>
-              <w:spacing w:val="-4"/>
-              <w:sz w:val="16"/>
-              <w:szCs w:val="16"/>
-            </w:rPr>
-            <w:t>.</w:t>
+            <w:t>“2026. Año del Humanismo Mexicano en el Estado de México”.</w:t>
           </w:r>
         </w:p>
         <w:p>
@@ -2228,7 +2191,7 @@
         </w:p>
       </w:tc>
     </w:tr>
-    <w:bookmarkEnd w:id="11"/>
+    <w:bookmarkEnd w:id="10"/>
   </w:tbl>
   <w:p>
     <w:pPr>
@@ -2390,8 +2353,18 @@
 </w:hdr>
 </file>
 
+<file path=word/header3.xml><?xml version="1.0" encoding="utf-8"?>
+<w:hdr xmlns:wpc="http://schemas.microsoft.com/office/word/2010/wordprocessingCanvas" xmlns:cx="http://schemas.microsoft.com/office/drawing/2014/chartex" xmlns:cx1="http://schemas.microsoft.com/office/drawing/2015/9/8/chartex" xmlns:cx2="http://schemas.microsoft.com/office/drawing/2015/10/21/chartex" xmlns:cx3="http://schemas.microsoft.com/office/drawing/2016/5/9/chartex" xmlns:cx4="http://schemas.microsoft.com/office/drawing/2016/5/10/chartex" xmlns:cx5="http://schemas.microsoft.com/office/drawing/2016/5/11/chartex" xmlns:cx6="http://schemas.microsoft.com/office/drawing/2016/5/12/chartex" xmlns:cx7="http://schemas.microsoft.com/office/drawing/2016/5/13/chartex" xmlns:cx8="http://schemas.microsoft.com/office/drawing/2016/5/14/chartex" xmlns:mc="http://schemas.openxmlformats.org/markup-compatibility/2006" xmlns:aink="http://schemas.microsoft.com/office/drawing/2016/ink" xmlns:am3d="http://schemas.microsoft.com/office/drawing/2017/model3d" xmlns:o="urn:schemas-microsoft-com:office:office" xmlns:oel="http://schemas.microsoft.com/office/2019/extlst" xmlns:r="http://schemas.openxmlformats.org/officeDocument/2006/relationships" xmlns:m="http://schemas.openxmlformats.org/officeDocument/2006/math" xmlns:v="urn:schemas-microsoft-com:vml" xmlns:wp14="http://schemas.microsoft.com/office/word/2010/wordprocessingDrawing" xmlns:wp="http://schemas.openxmlformats.org/drawingml/2006/wordprocessingDrawing" xmlns:w10="urn:schemas-microsoft-com:office:word" xmlns:w="http://schemas.openxmlformats.org/wordprocessingml/2006/main" xmlns:w14="http://schemas.microsoft.com/office/word/2010/wordml" xmlns:w15="http://schemas.microsoft.com/office/word/2012/wordml" xmlns:w16cex="http://schemas.microsoft.com/office/word/2018/wordml/cex" xmlns:w16cid="http://schemas.microsoft.com/office/word/2016/wordml/cid" xmlns:w16="http://schemas.microsoft.com/office/word/2018/wordml" xmlns:w16du="http://schemas.microsoft.com/office/word/2023/wordml/word16du" xmlns:w16sdtdh="http://schemas.microsoft.com/office/word/2020/wordml/sdtdatahash" xmlns:w16sdtfl="http://schemas.microsoft.com/office/word/2024/wordml/sdtformatlock" xmlns:w16se="http://schemas.microsoft.com/office/word/2015/wordml/symex" xmlns:wpg="http://schemas.microsoft.com/office/word/2010/wordprocessingGroup" xmlns:wpi="http://schemas.microsoft.com/office/word/2010/wordprocessingInk" xmlns:wne="http://schemas.microsoft.com/office/word/2006/wordml" xmlns:wps="http://schemas.microsoft.com/office/word/2010/wordprocessingShape" mc:Ignorable="w14 w15 w16se w16cid w16 w16cex w16sdtdh w16sdtfl w16du wp14">
+  <w:p>
+    <w:pPr>
+      <w:pStyle w:val="Encabezado"/>
+    </w:pPr>
+  </w:p>
+</w:hdr>
+</file>
+
 <file path=word/numbering.xml><?xml version="1.0" encoding="utf-8"?>
-<w:numbering xmlns:wpc="http://schemas.microsoft.com/office/word/2010/wordprocessingCanvas" xmlns:cx="http://schemas.microsoft.com/office/drawing/2014/chartex" xmlns:cx1="http://schemas.microsoft.com/office/drawing/2015/9/8/chartex" xmlns:cx2="http://schemas.microsoft.com/office/drawing/2015/10/21/chartex" xmlns:cx3="http://schemas.microsoft.com/office/drawing/2016/5/9/chartex" xmlns:cx4="http://schemas.microsoft.com/office/drawing/2016/5/10/chartex" xmlns:cx5="http://schemas.microsoft.com/office/drawing/2016/5/11/chartex" xmlns:cx6="http://schemas.microsoft.com/office/drawing/2016/5/12/chartex" xmlns:cx7="http://schemas.microsoft.com/office/drawing/2016/5/13/chartex" xmlns:cx8="http://schemas.microsoft.com/office/drawing/2016/5/14/chartex" xmlns:mc="http://schemas.openxmlformats.org/markup-compatibility/2006" xmlns:aink="http://schemas.microsoft.com/office/drawing/2016/ink" xmlns:am3d="http://schemas.microsoft.com/office/drawing/2017/model3d" xmlns:o="urn:schemas-microsoft-com:office:office" xmlns:r="http://schemas.openxmlformats.org/officeDocument/2006/relationships" xmlns:m="http://schemas.openxmlformats.org/officeDocument/2006/math" xmlns:v="urn:schemas-microsoft-com:vml" xmlns:wp14="http://schemas.microsoft.com/office/word/2010/wordprocessingDrawing" xmlns:wp="http://schemas.openxmlformats.org/drawingml/2006/wordprocessingDrawing" xmlns:w10="urn:schemas-microsoft-com:office:word" xmlns:w="http://schemas.openxmlformats.org/wordprocessingml/2006/main" xmlns:w14="http://schemas.microsoft.com/office/word/2010/wordml" xmlns:w15="http://schemas.microsoft.com/office/word/2012/wordml" xmlns:w16cid="http://schemas.microsoft.com/office/word/2016/wordml/cid" xmlns:w16se="http://schemas.microsoft.com/office/word/2015/wordml/symex" xmlns:wpg="http://schemas.microsoft.com/office/word/2010/wordprocessingGroup" xmlns:wpi="http://schemas.microsoft.com/office/word/2010/wordprocessingInk" xmlns:wne="http://schemas.microsoft.com/office/word/2006/wordml" xmlns:wps="http://schemas.microsoft.com/office/word/2010/wordprocessingShape" mc:Ignorable="w14 w15 w16se w16cid wp14">
+<w:numbering xmlns:wpc="http://schemas.microsoft.com/office/word/2010/wordprocessingCanvas" xmlns:cx="http://schemas.microsoft.com/office/drawing/2014/chartex" xmlns:cx1="http://schemas.microsoft.com/office/drawing/2015/9/8/chartex" xmlns:cx2="http://schemas.microsoft.com/office/drawing/2015/10/21/chartex" xmlns:cx3="http://schemas.microsoft.com/office/drawing/2016/5/9/chartex" xmlns:cx4="http://schemas.microsoft.com/office/drawing/2016/5/10/chartex" xmlns:cx5="http://schemas.microsoft.com/office/drawing/2016/5/11/chartex" xmlns:cx6="http://schemas.microsoft.com/office/drawing/2016/5/12/chartex" xmlns:cx7="http://schemas.microsoft.com/office/drawing/2016/5/13/chartex" xmlns:cx8="http://schemas.microsoft.com/office/drawing/2016/5/14/chartex" xmlns:mc="http://schemas.openxmlformats.org/markup-compatibility/2006" xmlns:aink="http://schemas.microsoft.com/office/drawing/2016/ink" xmlns:am3d="http://schemas.microsoft.com/office/drawing/2017/model3d" xmlns:o="urn:schemas-microsoft-com:office:office" xmlns:oel="http://schemas.microsoft.com/office/2019/extlst" xmlns:r="http://schemas.openxmlformats.org/officeDocument/2006/relationships" xmlns:m="http://schemas.openxmlformats.org/officeDocument/2006/math" xmlns:v="urn:schemas-microsoft-com:vml" xmlns:wp14="http://schemas.microsoft.com/office/word/2010/wordprocessingDrawing" xmlns:wp="http://schemas.openxmlformats.org/drawingml/2006/wordprocessingDrawing" xmlns:w10="urn:schemas-microsoft-com:office:word" xmlns:w="http://schemas.openxmlformats.org/wordprocessingml/2006/main" xmlns:w14="http://schemas.microsoft.com/office/word/2010/wordml" xmlns:w15="http://schemas.microsoft.com/office/word/2012/wordml" xmlns:w16cex="http://schemas.microsoft.com/office/word/2018/wordml/cex" xmlns:w16cid="http://schemas.microsoft.com/office/word/2016/wordml/cid" xmlns:w16="http://schemas.microsoft.com/office/word/2018/wordml" xmlns:w16du="http://schemas.microsoft.com/office/word/2023/wordml/word16du" xmlns:w16sdtdh="http://schemas.microsoft.com/office/word/2020/wordml/sdtdatahash" xmlns:w16sdtfl="http://schemas.microsoft.com/office/word/2024/wordml/sdtformatlock" xmlns:w16se="http://schemas.microsoft.com/office/word/2015/wordml/symex" xmlns:wpg="http://schemas.microsoft.com/office/word/2010/wordprocessingGroup" xmlns:wpi="http://schemas.microsoft.com/office/word/2010/wordprocessingInk" xmlns:wne="http://schemas.microsoft.com/office/word/2006/wordml" xmlns:wps="http://schemas.microsoft.com/office/word/2010/wordprocessingShape" mc:Ignorable="w14 w15 w16se w16cid w16 w16cex w16sdtdh w16sdtfl w16du wp14">
   <w:abstractNum w:abstractNumId="0" w15:restartNumberingAfterBreak="0">
     <w:nsid w:val="5E407AB1"/>
     <w:multiLevelType w:val="hybridMultilevel"/>
@@ -2481,14 +2454,14 @@
       </w:pPr>
     </w:lvl>
   </w:abstractNum>
-  <w:num w:numId="1">
+  <w:num w:numId="1" w16cid:durableId="74595977">
     <w:abstractNumId w:val="0"/>
   </w:num>
 </w:numbering>
 </file>
 
 <file path=word/people.xml><?xml version="1.0" encoding="utf-8"?>
-<w15:people xmlns:wpc="http://schemas.microsoft.com/office/word/2010/wordprocessingCanvas" xmlns:cx="http://schemas.microsoft.com/office/drawing/2014/chartex" xmlns:cx1="http://schemas.microsoft.com/office/drawing/2015/9/8/chartex" xmlns:cx2="http://schemas.microsoft.com/office/drawing/2015/10/21/chartex" xmlns:cx3="http://schemas.microsoft.com/office/drawing/2016/5/9/chartex" xmlns:cx4="http://schemas.microsoft.com/office/drawing/2016/5/10/chartex" xmlns:cx5="http://schemas.microsoft.com/office/drawing/2016/5/11/chartex" xmlns:cx6="http://schemas.microsoft.com/office/drawing/2016/5/12/chartex" xmlns:cx7="http://schemas.microsoft.com/office/drawing/2016/5/13/chartex" xmlns:cx8="http://schemas.microsoft.com/office/drawing/2016/5/14/chartex" xmlns:mc="http://schemas.openxmlformats.org/markup-compatibility/2006" xmlns:aink="http://schemas.microsoft.com/office/drawing/2016/ink" xmlns:am3d="http://schemas.microsoft.com/office/drawing/2017/model3d" xmlns:o="urn:schemas-microsoft-com:office:office" xmlns:r="http://schemas.openxmlformats.org/officeDocument/2006/relationships" xmlns:m="http://schemas.openxmlformats.org/officeDocument/2006/math" xmlns:v="urn:schemas-microsoft-com:vml" xmlns:wp14="http://schemas.microsoft.com/office/word/2010/wordprocessingDrawing" xmlns:wp="http://schemas.openxmlformats.org/drawingml/2006/wordprocessingDrawing" xmlns:w10="urn:schemas-microsoft-com:office:word" xmlns:w="http://schemas.openxmlformats.org/wordprocessingml/2006/main" xmlns:w14="http://schemas.microsoft.com/office/word/2010/wordml" xmlns:w15="http://schemas.microsoft.com/office/word/2012/wordml" xmlns:w16cid="http://schemas.microsoft.com/office/word/2016/wordml/cid" xmlns:w16se="http://schemas.microsoft.com/office/word/2015/wordml/symex" xmlns:wpg="http://schemas.microsoft.com/office/word/2010/wordprocessingGroup" xmlns:wpi="http://schemas.microsoft.com/office/word/2010/wordprocessingInk" xmlns:wne="http://schemas.microsoft.com/office/word/2006/wordml" xmlns:wps="http://schemas.microsoft.com/office/word/2010/wordprocessingShape" mc:Ignorable="w14 w15 w16se w16cid wp14">
+<w15:people xmlns:wpc="http://schemas.microsoft.com/office/word/2010/wordprocessingCanvas" xmlns:cx="http://schemas.microsoft.com/office/drawing/2014/chartex" xmlns:cx1="http://schemas.microsoft.com/office/drawing/2015/9/8/chartex" xmlns:cx2="http://schemas.microsoft.com/office/drawing/2015/10/21/chartex" xmlns:cx3="http://schemas.microsoft.com/office/drawing/2016/5/9/chartex" xmlns:cx4="http://schemas.microsoft.com/office/drawing/2016/5/10/chartex" xmlns:cx5="http://schemas.microsoft.com/office/drawing/2016/5/11/chartex" xmlns:cx6="http://schemas.microsoft.com/office/drawing/2016/5/12/chartex" xmlns:cx7="http://schemas.microsoft.com/office/drawing/2016/5/13/chartex" xmlns:cx8="http://schemas.microsoft.com/office/drawing/2016/5/14/chartex" xmlns:mc="http://schemas.openxmlformats.org/markup-compatibility/2006" xmlns:aink="http://schemas.microsoft.com/office/drawing/2016/ink" xmlns:am3d="http://schemas.microsoft.com/office/drawing/2017/model3d" xmlns:o="urn:schemas-microsoft-com:office:office" xmlns:oel="http://schemas.microsoft.com/office/2019/extlst" xmlns:r="http://schemas.openxmlformats.org/officeDocument/2006/relationships" xmlns:m="http://schemas.openxmlformats.org/officeDocument/2006/math" xmlns:v="urn:schemas-microsoft-com:vml" xmlns:wp14="http://schemas.microsoft.com/office/word/2010/wordprocessingDrawing" xmlns:wp="http://schemas.openxmlformats.org/drawingml/2006/wordprocessingDrawing" xmlns:w10="urn:schemas-microsoft-com:office:word" xmlns:w="http://schemas.openxmlformats.org/wordprocessingml/2006/main" xmlns:w14="http://schemas.microsoft.com/office/word/2010/wordml" xmlns:w15="http://schemas.microsoft.com/office/word/2012/wordml" xmlns:w16cex="http://schemas.microsoft.com/office/word/2018/wordml/cex" xmlns:w16cid="http://schemas.microsoft.com/office/word/2016/wordml/cid" xmlns:w16="http://schemas.microsoft.com/office/word/2018/wordml" xmlns:w16du="http://schemas.microsoft.com/office/word/2023/wordml/word16du" xmlns:w16sdtdh="http://schemas.microsoft.com/office/word/2020/wordml/sdtdatahash" xmlns:w16sdtfl="http://schemas.microsoft.com/office/word/2024/wordml/sdtformatlock" xmlns:w16se="http://schemas.microsoft.com/office/word/2015/wordml/symex" xmlns:wpg="http://schemas.microsoft.com/office/word/2010/wordprocessingGroup" xmlns:wpi="http://schemas.microsoft.com/office/word/2010/wordprocessingInk" xmlns:wne="http://schemas.microsoft.com/office/word/2006/wordml" xmlns:wps="http://schemas.microsoft.com/office/word/2010/wordprocessingShape" mc:Ignorable="w14 w15 w16se w16cid w16 w16cex w16sdtdh w16sdtfl w16du wp14">
   <w15:person w15:author="ARMANDO NIETO CEDILLO">
     <w15:presenceInfo w15:providerId="AD" w15:userId="S-1-5-21-2181215472-2503910162-2911420252-2306"/>
   </w15:person>
@@ -2505,7 +2478,7 @@
 </file>
 
 <file path=word/styles.xml><?xml version="1.0" encoding="utf-8"?>
-<w:styles xmlns:mc="http://schemas.openxmlformats.org/markup-compatibility/2006" xmlns:r="http://schemas.openxmlformats.org/officeDocument/2006/relationships" xmlns:w="http://schemas.openxmlformats.org/wordprocessingml/2006/main" xmlns:w14="http://schemas.microsoft.com/office/word/2010/wordml" xmlns:w15="http://schemas.microsoft.com/office/word/2012/wordml" xmlns:w16cid="http://schemas.microsoft.com/office/word/2016/wordml/cid" xmlns:w16se="http://schemas.microsoft.com/office/word/2015/wordml/symex" mc:Ignorable="w14 w15 w16se w16cid">
+<w:styles xmlns:mc="http://schemas.openxmlformats.org/markup-compatibility/2006" xmlns:r="http://schemas.openxmlformats.org/officeDocument/2006/relationships" xmlns:w="http://schemas.openxmlformats.org/wordprocessingml/2006/main" xmlns:w14="http://schemas.microsoft.com/office/word/2010/wordml" xmlns:w15="http://schemas.microsoft.com/office/word/2012/wordml" xmlns:w16cex="http://schemas.microsoft.com/office/word/2018/wordml/cex" xmlns:w16cid="http://schemas.microsoft.com/office/word/2016/wordml/cid" xmlns:w16="http://schemas.microsoft.com/office/word/2018/wordml" xmlns:w16du="http://schemas.microsoft.com/office/word/2023/wordml/word16du" xmlns:w16sdtdh="http://schemas.microsoft.com/office/word/2020/wordml/sdtdatahash" xmlns:w16sdtfl="http://schemas.microsoft.com/office/word/2024/wordml/sdtformatlock" xmlns:w16se="http://schemas.microsoft.com/office/word/2015/wordml/symex" mc:Ignorable="w14 w15 w16se w16cid w16 w16cex w16sdtdh w16sdtfl w16du">
   <w:docDefaults>
     <w:rPrDefault>
       <w:rPr>
@@ -2521,7 +2494,7 @@
       </w:pPr>
     </w:pPrDefault>
   </w:docDefaults>
-  <w:latentStyles w:defLockedState="0" w:defUIPriority="99" w:defSemiHidden="0" w:defUnhideWhenUsed="0" w:defQFormat="0" w:count="375">
+  <w:latentStyles w:defLockedState="0" w:defUIPriority="99" w:defSemiHidden="0" w:defUnhideWhenUsed="0" w:defQFormat="0" w:count="376">
     <w:lsdException w:name="Normal" w:uiPriority="0" w:qFormat="1"/>
     <w:lsdException w:name="heading 1" w:uiPriority="9" w:qFormat="1"/>
     <w:lsdException w:name="heading 2" w:semiHidden="1" w:uiPriority="9" w:unhideWhenUsed="1" w:qFormat="1"/>
@@ -2897,6 +2870,7 @@
     <w:lsdException w:name="Smart Hyperlink" w:semiHidden="1" w:unhideWhenUsed="1"/>
     <w:lsdException w:name="Hashtag" w:semiHidden="1" w:unhideWhenUsed="1"/>
     <w:lsdException w:name="Unresolved Mention" w:semiHidden="1" w:unhideWhenUsed="1"/>
+    <w:lsdException w:name="Smart Link" w:semiHidden="1" w:unhideWhenUsed="1"/>
   </w:latentStyles>
   <w:style w:type="paragraph" w:default="1" w:styleId="Normal">
     <w:name w:val="Normal"/>
